--- a/documentation/6_Otros_Contacto_Recomendaciones.docx
+++ b/documentation/6_Otros_Contacto_Recomendaciones.docx
@@ -37,7 +37,7 @@
         <w:br/>
         <w:t>Fuente técnica: oli_v6_deploy.py</w:t>
         <w:br/>
-        <w:t>Actualizado: 30 de abril de 2026</w:t>
+        <w:t>Actualizado: 11 de mayo de 2026</w:t>
       </w:r>
     </w:p>
     <w:p/>
@@ -66,6 +66,10 @@
         <w:gridCol w:w="5040"/>
       </w:tblGrid>
       <w:tr>
+        <w:trPr>
+          <w:cantSplit/>
+          <w:tblHeader w:val="true"/>
+        </w:trPr>
         <w:tc>
           <w:tcPr>
             <w:tcW w:type="dxa" w:w="3024"/>
@@ -108,6 +112,9 @@
         </w:tc>
       </w:tr>
       <w:tr>
+        <w:trPr>
+          <w:cantSplit/>
+        </w:trPr>
         <w:tc>
           <w:tcPr>
             <w:tcW w:type="dxa" w:w="3024"/>
@@ -146,6 +153,9 @@
         </w:tc>
       </w:tr>
       <w:tr>
+        <w:trPr>
+          <w:cantSplit/>
+        </w:trPr>
         <w:tc>
           <w:tcPr>
             <w:tcW w:type="dxa" w:w="3024"/>
@@ -184,6 +194,9 @@
         </w:tc>
       </w:tr>
       <w:tr>
+        <w:trPr>
+          <w:cantSplit/>
+        </w:trPr>
         <w:tc>
           <w:tcPr>
             <w:tcW w:type="dxa" w:w="3024"/>
@@ -222,6 +235,9 @@
         </w:tc>
       </w:tr>
       <w:tr>
+        <w:trPr>
+          <w:cantSplit/>
+        </w:trPr>
         <w:tc>
           <w:tcPr>
             <w:tcW w:type="dxa" w:w="3024"/>
@@ -313,6 +329,10 @@
         <w:gridCol w:w="5040"/>
       </w:tblGrid>
       <w:tr>
+        <w:trPr>
+          <w:cantSplit/>
+          <w:tblHeader w:val="true"/>
+        </w:trPr>
         <w:tc>
           <w:tcPr>
             <w:tcW w:type="dxa" w:w="3168"/>
@@ -355,6 +375,9 @@
         </w:tc>
       </w:tr>
       <w:tr>
+        <w:trPr>
+          <w:cantSplit/>
+        </w:trPr>
         <w:tc>
           <w:tcPr>
             <w:tcW w:type="dxa" w:w="3168"/>
@@ -393,6 +416,9 @@
         </w:tc>
       </w:tr>
       <w:tr>
+        <w:trPr>
+          <w:cantSplit/>
+        </w:trPr>
         <w:tc>
           <w:tcPr>
             <w:tcW w:type="dxa" w:w="3168"/>
@@ -431,6 +457,9 @@
         </w:tc>
       </w:tr>
       <w:tr>
+        <w:trPr>
+          <w:cantSplit/>
+        </w:trPr>
         <w:tc>
           <w:tcPr>
             <w:tcW w:type="dxa" w:w="3168"/>
@@ -469,6 +498,9 @@
         </w:tc>
       </w:tr>
       <w:tr>
+        <w:trPr>
+          <w:cantSplit/>
+        </w:trPr>
         <w:tc>
           <w:tcPr>
             <w:tcW w:type="dxa" w:w="3168"/>
@@ -507,6 +539,9 @@
         </w:tc>
       </w:tr>
       <w:tr>
+        <w:trPr>
+          <w:cantSplit/>
+        </w:trPr>
         <w:tc>
           <w:tcPr>
             <w:tcW w:type="dxa" w:w="3168"/>
@@ -576,6 +611,30 @@
       </w:pPr>
       <w:r>
         <w:t>Consolidar la doble inicialización de load_extended_data y load_embeddings.</w:t>
+      </w:r>
+    </w:p>
+    <w:p>
+      <w:pPr>
+        <w:pStyle w:val="ListBullet"/>
+      </w:pPr>
+      <w:r>
+        <w:t>Revisar si load_embeddings debe seguir ejecutándose en arranque si la búsqueda visible de recomendaciones permanece comentada.</w:t>
+      </w:r>
+    </w:p>
+    <w:p>
+      <w:pPr>
+        <w:pStyle w:val="ListBullet"/>
+      </w:pPr>
+      <w:r>
+        <w:t>Corregir Tab 4 si ILO necesita citas por sección/página: debe usar extractor jerárquico, no solo python-docx paragraphs.</w:t>
+      </w:r>
+    </w:p>
+    <w:p>
+      <w:pPr>
+        <w:pStyle w:val="ListBullet"/>
+      </w:pPr>
+      <w:r>
+        <w:t>Conectar el selector de modelo de análisis profundo a run_row_analysis o retirarlo de la UI.</w:t>
       </w:r>
     </w:p>
     <w:p>
@@ -663,7 +722,7 @@
         <w:pStyle w:val="ListBullet"/>
       </w:pPr>
       <w:r>
-        <w:t>Revisar si el índice FAISS de recomendaciones cargado por load_embeddings sigue siendo necesario en la app principal, porque la interfaz activa de búsqueda de recomendaciones está comentada y las pestañas de clasificación no lo usan.</w:t>
+        <w:t>Revisar si el índice FAISS de recomendaciones cargado por load_embeddings sigue siendo necesario en la app principal, porque la interfaz activa de búsqueda de recomendaciones está comentada y las pestañas de clasificación no lo usan aunque la carga se ejecuta en arranque.</w:t>
       </w:r>
     </w:p>
     <w:p>
@@ -728,6 +787,14 @@
       </w:pPr>
       <w:r>
         <w:t>Tab 4 responde sobre un TXT pequeño y un DOCX grande.</w:t>
+      </w:r>
+    </w:p>
+    <w:p>
+      <w:pPr>
+        <w:pStyle w:val="ListBullet"/>
+      </w:pPr>
+      <w:r>
+        <w:t>Tab 4 se prueba reemplazando un archivo por otro con el mismo nombre para confirmar el procedimiento operativo de reinicio o renombrado.</w:t>
       </w:r>
     </w:p>
     <w:p>

--- a/documentation/6_Otros_Contacto_Recomendaciones.docx
+++ b/documentation/6_Otros_Contacto_Recomendaciones.docx
@@ -35,9 +35,9 @@
       <w:r>
         <w:t>Contacto, mantenimiento y recomendaciones futuras</w:t>
         <w:br/>
-        <w:t>Fuente técnica: oli_v6_deploy.py</w:t>
+        <w:t>Fuente técnica: oli_v6_deploy.py + gpt_action_api.py</w:t>
         <w:br/>
-        <w:t>Actualizado: 11 de mayo de 2026</w:t>
+        <w:t>Actualizado: 15 de julio de 2026</w:t>
       </w:r>
     </w:p>
     <w:p/>
@@ -869,6 +869,1135 @@
         <w:t>Registro ILO de responsables de acceso, datos y despliegue.</w:t>
       </w:r>
     </w:p>
+    <w:p>
+      <w:pPr>
+        <w:pStyle w:val="Heading1"/>
+      </w:pPr>
+      <w:r>
+        <w:t>8. Transferencia y mantenimiento de los asistentes GPT</w:t>
+      </w:r>
+    </w:p>
+    <w:p>
+      <w:r>
+        <w:t>Los tres asistentes GPT publicados en ChatGPT y su backend FastAPI forman un entregable separado de la app Streamlit, con su propio ciclo de mantenimiento, sus propias credenciales y su propio modo de fallo.</w:t>
+      </w:r>
+    </w:p>
+    <w:p>
+      <w:pPr>
+        <w:pStyle w:val="Heading2"/>
+      </w:pPr>
+      <w:r>
+        <w:t>8.1 Activos a transferir</w:t>
+      </w:r>
+    </w:p>
+    <w:tbl>
+      <w:tblPr>
+        <w:tblStyle w:val="TableGrid"/>
+        <w:tblW w:type="auto" w:w="0"/>
+        <w:jc w:val="center"/>
+        <w:tblLook w:firstColumn="1" w:firstRow="1" w:lastColumn="0" w:lastRow="0" w:noHBand="0" w:noVBand="1" w:val="04A0"/>
+      </w:tblPr>
+      <w:tblGrid>
+        <w:gridCol w:w="3360"/>
+        <w:gridCol w:w="3360"/>
+        <w:gridCol w:w="3360"/>
+      </w:tblGrid>
+      <w:tr>
+        <w:trPr>
+          <w:cantSplit/>
+          <w:tblHeader w:val="true"/>
+        </w:trPr>
+        <w:tc>
+          <w:tcPr>
+            <w:tcW w:type="dxa" w:w="2592"/>
+            <w:vAlign w:val="top"/>
+            <w:shd w:fill="002F6C"/>
+          </w:tcPr>
+          <w:p>
+            <w:pPr>
+              <w:spacing w:after="60"/>
+            </w:pPr>
+            <w:r/>
+            <w:r>
+              <w:rPr>
+                <w:b/>
+                <w:color w:val="FFFFFF"/>
+              </w:rPr>
+              <w:t>Activo</w:t>
+            </w:r>
+          </w:p>
+        </w:tc>
+        <w:tc>
+          <w:tcPr>
+            <w:tcW w:type="dxa" w:w="3168"/>
+            <w:vAlign w:val="top"/>
+            <w:shd w:fill="002F6C"/>
+          </w:tcPr>
+          <w:p>
+            <w:pPr>
+              <w:spacing w:after="60"/>
+            </w:pPr>
+            <w:r/>
+            <w:r>
+              <w:rPr>
+                <w:b/>
+                <w:color w:val="FFFFFF"/>
+              </w:rPr>
+              <w:t>Dónde vive</w:t>
+            </w:r>
+          </w:p>
+        </w:tc>
+        <w:tc>
+          <w:tcPr>
+            <w:tcW w:type="dxa" w:w="4032"/>
+            <w:vAlign w:val="top"/>
+            <w:shd w:fill="002F6C"/>
+          </w:tcPr>
+          <w:p>
+            <w:pPr>
+              <w:spacing w:after="60"/>
+            </w:pPr>
+            <w:r/>
+            <w:r>
+              <w:rPr>
+                <w:b/>
+                <w:color w:val="FFFFFF"/>
+              </w:rPr>
+              <w:t>Quién debe controlarlo</w:t>
+            </w:r>
+          </w:p>
+        </w:tc>
+      </w:tr>
+      <w:tr>
+        <w:trPr>
+          <w:cantSplit/>
+        </w:trPr>
+        <w:tc>
+          <w:tcPr>
+            <w:tcW w:type="dxa" w:w="2592"/>
+            <w:vAlign w:val="top"/>
+          </w:tcPr>
+          <w:p>
+            <w:pPr>
+              <w:spacing w:after="60"/>
+            </w:pPr>
+            <w:r/>
+            <w:r>
+              <w:rPr>
+                <w:b w:val="0"/>
+              </w:rPr>
+              <w:t>Los tres GPTs publicados</w:t>
+            </w:r>
+          </w:p>
+        </w:tc>
+        <w:tc>
+          <w:tcPr>
+            <w:tcW w:type="dxa" w:w="3168"/>
+            <w:vAlign w:val="top"/>
+          </w:tcPr>
+          <w:p>
+            <w:pPr>
+              <w:spacing w:after="60"/>
+            </w:pPr>
+            <w:r/>
+            <w:r>
+              <w:rPr>
+                <w:b w:val="0"/>
+              </w:rPr>
+              <w:t>Cuenta de ChatGPT donde fueron creados</w:t>
+            </w:r>
+          </w:p>
+        </w:tc>
+        <w:tc>
+          <w:tcPr>
+            <w:tcW w:type="dxa" w:w="4032"/>
+            <w:vAlign w:val="top"/>
+          </w:tcPr>
+          <w:p>
+            <w:pPr>
+              <w:spacing w:after="60"/>
+            </w:pPr>
+            <w:r/>
+            <w:r>
+              <w:rPr>
+                <w:b w:val="0"/>
+              </w:rPr>
+              <w:t>Debe migrarse a una cuenta institucional de la OIT; mientras siga en una cuenta personal, la continuidad depende de esa cuenta.</w:t>
+            </w:r>
+          </w:p>
+        </w:tc>
+      </w:tr>
+      <w:tr>
+        <w:trPr>
+          <w:cantSplit/>
+        </w:trPr>
+        <w:tc>
+          <w:tcPr>
+            <w:tcW w:type="dxa" w:w="2592"/>
+            <w:vAlign w:val="top"/>
+          </w:tcPr>
+          <w:p>
+            <w:pPr>
+              <w:spacing w:after="60"/>
+            </w:pPr>
+            <w:r/>
+            <w:r>
+              <w:rPr>
+                <w:b w:val="0"/>
+              </w:rPr>
+              <w:t>Servicio backend</w:t>
+            </w:r>
+          </w:p>
+        </w:tc>
+        <w:tc>
+          <w:tcPr>
+            <w:tcW w:type="dxa" w:w="3168"/>
+            <w:vAlign w:val="top"/>
+          </w:tcPr>
+          <w:p>
+            <w:pPr>
+              <w:spacing w:after="60"/>
+            </w:pPr>
+            <w:r/>
+            <w:r>
+              <w:rPr>
+                <w:b w:val="0"/>
+              </w:rPr>
+              <w:t>Render.com, servicio ilo-prodoc-appraisal-v3</w:t>
+            </w:r>
+          </w:p>
+        </w:tc>
+        <w:tc>
+          <w:tcPr>
+            <w:tcW w:type="dxa" w:w="4032"/>
+            <w:vAlign w:val="top"/>
+          </w:tcPr>
+          <w:p>
+            <w:pPr>
+              <w:spacing w:after="60"/>
+            </w:pPr>
+            <w:r/>
+            <w:r>
+              <w:rPr>
+                <w:b w:val="0"/>
+              </w:rPr>
+              <w:t>Administrador técnico OIT.</w:t>
+            </w:r>
+          </w:p>
+        </w:tc>
+      </w:tr>
+      <w:tr>
+        <w:trPr>
+          <w:cantSplit/>
+        </w:trPr>
+        <w:tc>
+          <w:tcPr>
+            <w:tcW w:type="dxa" w:w="2592"/>
+            <w:vAlign w:val="top"/>
+          </w:tcPr>
+          <w:p>
+            <w:pPr>
+              <w:spacing w:after="60"/>
+            </w:pPr>
+            <w:r/>
+            <w:r>
+              <w:rPr>
+                <w:b w:val="0"/>
+              </w:rPr>
+              <w:t>OPENAI_API_KEY</w:t>
+            </w:r>
+          </w:p>
+        </w:tc>
+        <w:tc>
+          <w:tcPr>
+            <w:tcW w:type="dxa" w:w="3168"/>
+            <w:vAlign w:val="top"/>
+          </w:tcPr>
+          <w:p>
+            <w:pPr>
+              <w:spacing w:after="60"/>
+            </w:pPr>
+            <w:r/>
+            <w:r>
+              <w:rPr>
+                <w:b w:val="0"/>
+              </w:rPr>
+              <w:t>Variable de entorno en Render</w:t>
+            </w:r>
+          </w:p>
+        </w:tc>
+        <w:tc>
+          <w:tcPr>
+            <w:tcW w:type="dxa" w:w="4032"/>
+            <w:vAlign w:val="top"/>
+          </w:tcPr>
+          <w:p>
+            <w:pPr>
+              <w:spacing w:after="60"/>
+            </w:pPr>
+            <w:r/>
+            <w:r>
+              <w:rPr>
+                <w:b w:val="0"/>
+              </w:rPr>
+              <w:t>Administrador técnico OIT; determina a qué cuenta se factura el consumo.</w:t>
+            </w:r>
+          </w:p>
+        </w:tc>
+      </w:tr>
+      <w:tr>
+        <w:trPr>
+          <w:cantSplit/>
+        </w:trPr>
+        <w:tc>
+          <w:tcPr>
+            <w:tcW w:type="dxa" w:w="2592"/>
+            <w:vAlign w:val="top"/>
+          </w:tcPr>
+          <w:p>
+            <w:pPr>
+              <w:spacing w:after="60"/>
+            </w:pPr>
+            <w:r/>
+            <w:r>
+              <w:rPr>
+                <w:b w:val="0"/>
+              </w:rPr>
+              <w:t>ILO_GPT_ACTION_API_KEY</w:t>
+            </w:r>
+          </w:p>
+        </w:tc>
+        <w:tc>
+          <w:tcPr>
+            <w:tcW w:type="dxa" w:w="3168"/>
+            <w:vAlign w:val="top"/>
+          </w:tcPr>
+          <w:p>
+            <w:pPr>
+              <w:spacing w:after="60"/>
+            </w:pPr>
+            <w:r/>
+            <w:r>
+              <w:rPr>
+                <w:b w:val="0"/>
+              </w:rPr>
+              <w:t>Variable de entorno en Render y en las tres Actions</w:t>
+            </w:r>
+          </w:p>
+        </w:tc>
+        <w:tc>
+          <w:tcPr>
+            <w:tcW w:type="dxa" w:w="4032"/>
+            <w:vAlign w:val="top"/>
+          </w:tcPr>
+          <w:p>
+            <w:pPr>
+              <w:spacing w:after="60"/>
+            </w:pPr>
+            <w:r/>
+            <w:r>
+              <w:rPr>
+                <w:b w:val="0"/>
+              </w:rPr>
+              <w:t>Administrador técnico OIT.</w:t>
+            </w:r>
+          </w:p>
+        </w:tc>
+      </w:tr>
+      <w:tr>
+        <w:trPr>
+          <w:cantSplit/>
+        </w:trPr>
+        <w:tc>
+          <w:tcPr>
+            <w:tcW w:type="dxa" w:w="2592"/>
+            <w:vAlign w:val="top"/>
+          </w:tcPr>
+          <w:p>
+            <w:pPr>
+              <w:spacing w:after="60"/>
+            </w:pPr>
+            <w:r/>
+            <w:r>
+              <w:rPr>
+                <w:b w:val="0"/>
+              </w:rPr>
+              <w:t>Enlaces privados de los GPTs</w:t>
+            </w:r>
+          </w:p>
+        </w:tc>
+        <w:tc>
+          <w:tcPr>
+            <w:tcW w:type="dxa" w:w="3168"/>
+            <w:vAlign w:val="top"/>
+          </w:tcPr>
+          <w:p>
+            <w:pPr>
+              <w:spacing w:after="60"/>
+            </w:pPr>
+            <w:r/>
+            <w:r>
+              <w:rPr>
+                <w:b w:val="0"/>
+              </w:rPr>
+              <w:t>Distribución interna OIT</w:t>
+            </w:r>
+          </w:p>
+        </w:tc>
+        <w:tc>
+          <w:tcPr>
+            <w:tcW w:type="dxa" w:w="4032"/>
+            <w:vAlign w:val="top"/>
+          </w:tcPr>
+          <w:p>
+            <w:pPr>
+              <w:spacing w:after="60"/>
+            </w:pPr>
+            <w:r/>
+            <w:r>
+              <w:rPr>
+                <w:b w:val="0"/>
+              </w:rPr>
+              <w:t>Equipo propietario. Los tres están en "Anyone with a link": el enlace es una credencial al portador y la lista de distribución es el único control de acceso.</w:t>
+            </w:r>
+          </w:p>
+        </w:tc>
+      </w:tr>
+      <w:tr>
+        <w:trPr>
+          <w:cantSplit/>
+        </w:trPr>
+        <w:tc>
+          <w:tcPr>
+            <w:tcW w:type="dxa" w:w="2592"/>
+            <w:vAlign w:val="top"/>
+          </w:tcPr>
+          <w:p>
+            <w:pPr>
+              <w:spacing w:after="60"/>
+            </w:pPr>
+            <w:r/>
+            <w:r>
+              <w:rPr>
+                <w:b w:val="0"/>
+              </w:rPr>
+              <w:t xml:space="preserve">  · Valoración de Calidad (Tab 1 v3)</w:t>
+            </w:r>
+          </w:p>
+        </w:tc>
+        <w:tc>
+          <w:tcPr>
+            <w:tcW w:type="dxa" w:w="3168"/>
+            <w:vAlign w:val="top"/>
+          </w:tcPr>
+          <w:p>
+            <w:pPr>
+              <w:spacing w:after="60"/>
+            </w:pPr>
+            <w:r/>
+            <w:r>
+              <w:rPr>
+                <w:b w:val="0"/>
+              </w:rPr>
+              <w:t>https://chatgpt.com/g/g-6a2643b11e708191adc1c03e64260a25-ilo-prodoc-quality-appraisal</w:t>
+            </w:r>
+          </w:p>
+        </w:tc>
+        <w:tc>
+          <w:tcPr>
+            <w:tcW w:type="dxa" w:w="4032"/>
+            <w:vAlign w:val="top"/>
+          </w:tcPr>
+          <w:p>
+            <w:pPr>
+              <w:spacing w:after="60"/>
+            </w:pPr>
+            <w:r/>
+            <w:r>
+              <w:rPr>
+                <w:b w:val="0"/>
+              </w:rPr>
+              <w:t>Enlace privado; requiere cuenta de ChatGPT.</w:t>
+            </w:r>
+          </w:p>
+        </w:tc>
+      </w:tr>
+      <w:tr>
+        <w:trPr>
+          <w:cantSplit/>
+        </w:trPr>
+        <w:tc>
+          <w:tcPr>
+            <w:tcW w:type="dxa" w:w="2592"/>
+            <w:vAlign w:val="top"/>
+          </w:tcPr>
+          <w:p>
+            <w:pPr>
+              <w:spacing w:after="60"/>
+            </w:pPr>
+            <w:r/>
+            <w:r>
+              <w:rPr>
+                <w:b w:val="0"/>
+              </w:rPr>
+              <w:t xml:space="preserve">  · Atributos Específicos (Tab 2)</w:t>
+            </w:r>
+          </w:p>
+        </w:tc>
+        <w:tc>
+          <w:tcPr>
+            <w:tcW w:type="dxa" w:w="3168"/>
+            <w:vAlign w:val="top"/>
+          </w:tcPr>
+          <w:p>
+            <w:pPr>
+              <w:spacing w:after="60"/>
+            </w:pPr>
+            <w:r/>
+            <w:r>
+              <w:rPr>
+                <w:b w:val="0"/>
+              </w:rPr>
+              <w:t>https://chatgpt.com/g/g-6a43cc82d4d08191bf6e60357453e336-oit-diagnostico-de-atributos-especificos</w:t>
+            </w:r>
+          </w:p>
+        </w:tc>
+        <w:tc>
+          <w:tcPr>
+            <w:tcW w:type="dxa" w:w="4032"/>
+            <w:vAlign w:val="top"/>
+          </w:tcPr>
+          <w:p>
+            <w:pPr>
+              <w:spacing w:after="60"/>
+            </w:pPr>
+            <w:r/>
+            <w:r>
+              <w:rPr>
+                <w:b w:val="0"/>
+              </w:rPr>
+              <w:t>Enlace privado; requiere cuenta de ChatGPT.</w:t>
+            </w:r>
+          </w:p>
+        </w:tc>
+      </w:tr>
+      <w:tr>
+        <w:trPr>
+          <w:cantSplit/>
+        </w:trPr>
+        <w:tc>
+          <w:tcPr>
+            <w:tcW w:type="dxa" w:w="2592"/>
+            <w:vAlign w:val="top"/>
+          </w:tcPr>
+          <w:p>
+            <w:pPr>
+              <w:spacing w:after="60"/>
+            </w:pPr>
+            <w:r/>
+            <w:r>
+              <w:rPr>
+                <w:b w:val="0"/>
+              </w:rPr>
+              <w:t xml:space="preserve">  · Sostenibilidad (Tab 3)</w:t>
+            </w:r>
+          </w:p>
+        </w:tc>
+        <w:tc>
+          <w:tcPr>
+            <w:tcW w:type="dxa" w:w="3168"/>
+            <w:vAlign w:val="top"/>
+          </w:tcPr>
+          <w:p>
+            <w:pPr>
+              <w:spacing w:after="60"/>
+            </w:pPr>
+            <w:r/>
+            <w:r>
+              <w:rPr>
+                <w:b w:val="0"/>
+              </w:rPr>
+              <w:t>https://chatgpt.com/g/g-6a43d24307b88191bb362632f133c0f3-oit-diagnostico-de-sostenibilidad-del-proyecto</w:t>
+            </w:r>
+          </w:p>
+        </w:tc>
+        <w:tc>
+          <w:tcPr>
+            <w:tcW w:type="dxa" w:w="4032"/>
+            <w:vAlign w:val="top"/>
+          </w:tcPr>
+          <w:p>
+            <w:pPr>
+              <w:spacing w:after="60"/>
+            </w:pPr>
+            <w:r/>
+            <w:r>
+              <w:rPr>
+                <w:b w:val="0"/>
+              </w:rPr>
+              <w:t>Enlace privado; requiere cuenta de ChatGPT.</w:t>
+            </w:r>
+          </w:p>
+        </w:tc>
+      </w:tr>
+      <w:tr>
+        <w:trPr>
+          <w:cantSplit/>
+        </w:trPr>
+        <w:tc>
+          <w:tcPr>
+            <w:tcW w:type="dxa" w:w="2592"/>
+            <w:vAlign w:val="top"/>
+          </w:tcPr>
+          <w:p>
+            <w:pPr>
+              <w:spacing w:after="60"/>
+            </w:pPr>
+            <w:r/>
+            <w:r>
+              <w:rPr>
+                <w:b w:val="0"/>
+              </w:rPr>
+              <w:t xml:space="preserve">  · Backend compartido</w:t>
+            </w:r>
+          </w:p>
+        </w:tc>
+        <w:tc>
+          <w:tcPr>
+            <w:tcW w:type="dxa" w:w="3168"/>
+            <w:vAlign w:val="top"/>
+          </w:tcPr>
+          <w:p>
+            <w:pPr>
+              <w:spacing w:after="60"/>
+            </w:pPr>
+            <w:r/>
+            <w:r>
+              <w:rPr>
+                <w:b w:val="0"/>
+              </w:rPr>
+              <w:t>https://ilo-prodoc-appraisal-v3.onrender.com</w:t>
+            </w:r>
+          </w:p>
+        </w:tc>
+        <w:tc>
+          <w:tcPr>
+            <w:tcW w:type="dxa" w:w="4032"/>
+            <w:vAlign w:val="top"/>
+          </w:tcPr>
+          <w:p>
+            <w:pPr>
+              <w:spacing w:after="60"/>
+            </w:pPr>
+            <w:r/>
+            <w:r>
+              <w:rPr>
+                <w:b w:val="0"/>
+              </w:rPr>
+              <w:t>FastAPI en Render; sonda pública en /health.</w:t>
+            </w:r>
+          </w:p>
+        </w:tc>
+      </w:tr>
+      <w:tr>
+        <w:trPr>
+          <w:cantSplit/>
+        </w:trPr>
+        <w:tc>
+          <w:tcPr>
+            <w:tcW w:type="dxa" w:w="2592"/>
+            <w:vAlign w:val="top"/>
+          </w:tcPr>
+          <w:p>
+            <w:pPr>
+              <w:spacing w:after="60"/>
+            </w:pPr>
+            <w:r/>
+            <w:r>
+              <w:rPr>
+                <w:b w:val="0"/>
+              </w:rPr>
+              <w:t>Código y rúbricas</w:t>
+            </w:r>
+          </w:p>
+        </w:tc>
+        <w:tc>
+          <w:tcPr>
+            <w:tcW w:type="dxa" w:w="3168"/>
+            <w:vAlign w:val="top"/>
+          </w:tcPr>
+          <w:p>
+            <w:pPr>
+              <w:spacing w:after="60"/>
+            </w:pPr>
+            <w:r/>
+            <w:r>
+              <w:rPr>
+                <w:b w:val="0"/>
+              </w:rPr>
+              <w:t>Repositorio del proyecto</w:t>
+            </w:r>
+          </w:p>
+        </w:tc>
+        <w:tc>
+          <w:tcPr>
+            <w:tcW w:type="dxa" w:w="4032"/>
+            <w:vAlign w:val="top"/>
+          </w:tcPr>
+          <w:p>
+            <w:pPr>
+              <w:spacing w:after="60"/>
+            </w:pPr>
+            <w:r/>
+            <w:r>
+              <w:rPr>
+                <w:b w:val="0"/>
+              </w:rPr>
+              <w:t>Administrador técnico OIT.</w:t>
+            </w:r>
+          </w:p>
+        </w:tc>
+      </w:tr>
+    </w:tbl>
+    <w:p/>
+    <w:p>
+      <w:r>
+        <w:t>La migración de los GPTs a una cuenta institucional es la acción de transferencia más importante y la que no puede posponerse indefinidamente: un GPT publicado desde una cuenta personal deja de estar disponible si esa cuenta se cierra o cambia de plan.</w:t>
+      </w:r>
+    </w:p>
+    <w:p>
+      <w:pPr>
+        <w:pStyle w:val="Heading2"/>
+      </w:pPr>
+      <w:r>
+        <w:t>8.2 Rutina de mantenimiento de la capa GPT</w:t>
+      </w:r>
+    </w:p>
+    <w:tbl>
+      <w:tblPr>
+        <w:tblStyle w:val="TableGrid"/>
+        <w:tblW w:type="auto" w:w="0"/>
+        <w:jc w:val="center"/>
+        <w:tblLook w:firstColumn="1" w:firstRow="1" w:lastColumn="0" w:lastRow="0" w:noHBand="0" w:noVBand="1" w:val="04A0"/>
+      </w:tblPr>
+      <w:tblGrid>
+        <w:gridCol w:w="5040"/>
+        <w:gridCol w:w="5040"/>
+      </w:tblGrid>
+      <w:tr>
+        <w:trPr>
+          <w:cantSplit/>
+          <w:tblHeader w:val="true"/>
+        </w:trPr>
+        <w:tc>
+          <w:tcPr>
+            <w:tcW w:type="dxa" w:w="3168"/>
+            <w:vAlign w:val="top"/>
+            <w:shd w:fill="002F6C"/>
+          </w:tcPr>
+          <w:p>
+            <w:pPr>
+              <w:spacing w:after="60"/>
+            </w:pPr>
+            <w:r/>
+            <w:r>
+              <w:rPr>
+                <w:b/>
+                <w:color w:val="FFFFFF"/>
+              </w:rPr>
+              <w:t>Frecuencia</w:t>
+            </w:r>
+          </w:p>
+        </w:tc>
+        <w:tc>
+          <w:tcPr>
+            <w:tcW w:type="dxa" w:w="6624"/>
+            <w:vAlign w:val="top"/>
+            <w:shd w:fill="002F6C"/>
+          </w:tcPr>
+          <w:p>
+            <w:pPr>
+              <w:spacing w:after="60"/>
+            </w:pPr>
+            <w:r/>
+            <w:r>
+              <w:rPr>
+                <w:b/>
+                <w:color w:val="FFFFFF"/>
+              </w:rPr>
+              <w:t>Actividad</w:t>
+            </w:r>
+          </w:p>
+        </w:tc>
+      </w:tr>
+      <w:tr>
+        <w:trPr>
+          <w:cantSplit/>
+        </w:trPr>
+        <w:tc>
+          <w:tcPr>
+            <w:tcW w:type="dxa" w:w="3168"/>
+            <w:vAlign w:val="top"/>
+          </w:tcPr>
+          <w:p>
+            <w:pPr>
+              <w:spacing w:after="60"/>
+            </w:pPr>
+            <w:r/>
+            <w:r>
+              <w:rPr>
+                <w:b w:val="0"/>
+              </w:rPr>
+              <w:t>Semanal durante operación activa</w:t>
+            </w:r>
+          </w:p>
+        </w:tc>
+        <w:tc>
+          <w:tcPr>
+            <w:tcW w:type="dxa" w:w="6624"/>
+            <w:vAlign w:val="top"/>
+          </w:tcPr>
+          <w:p>
+            <w:pPr>
+              <w:spacing w:after="60"/>
+            </w:pPr>
+            <w:r/>
+            <w:r>
+              <w:rPr>
+                <w:b w:val="0"/>
+              </w:rPr>
+              <w:t>Confirmar que GET /health responde y lanzar una evaluación corta en uno de los tres asistentes.</w:t>
+            </w:r>
+          </w:p>
+        </w:tc>
+      </w:tr>
+      <w:tr>
+        <w:trPr>
+          <w:cantSplit/>
+        </w:trPr>
+        <w:tc>
+          <w:tcPr>
+            <w:tcW w:type="dxa" w:w="3168"/>
+            <w:vAlign w:val="top"/>
+          </w:tcPr>
+          <w:p>
+            <w:pPr>
+              <w:spacing w:after="60"/>
+            </w:pPr>
+            <w:r/>
+            <w:r>
+              <w:rPr>
+                <w:b w:val="0"/>
+              </w:rPr>
+              <w:t>Mensual</w:t>
+            </w:r>
+          </w:p>
+        </w:tc>
+        <w:tc>
+          <w:tcPr>
+            <w:tcW w:type="dxa" w:w="6624"/>
+            <w:vAlign w:val="top"/>
+          </w:tcPr>
+          <w:p>
+            <w:pPr>
+              <w:spacing w:after="60"/>
+            </w:pPr>
+            <w:r/>
+            <w:r>
+              <w:rPr>
+                <w:b w:val="0"/>
+              </w:rPr>
+              <w:t>Probar los tres asistentes con un documento de prueba y verificar que el XLSX se descarga y abre correctamente.</w:t>
+            </w:r>
+          </w:p>
+        </w:tc>
+      </w:tr>
+      <w:tr>
+        <w:trPr>
+          <w:cantSplit/>
+        </w:trPr>
+        <w:tc>
+          <w:tcPr>
+            <w:tcW w:type="dxa" w:w="3168"/>
+            <w:vAlign w:val="top"/>
+          </w:tcPr>
+          <w:p>
+            <w:pPr>
+              <w:spacing w:after="60"/>
+            </w:pPr>
+            <w:r/>
+            <w:r>
+              <w:rPr>
+                <w:b w:val="0"/>
+              </w:rPr>
+              <w:t>Mensual durante la fase piloto</w:t>
+            </w:r>
+          </w:p>
+        </w:tc>
+        <w:tc>
+          <w:tcPr>
+            <w:tcW w:type="dxa" w:w="6624"/>
+            <w:vAlign w:val="top"/>
+          </w:tcPr>
+          <w:p>
+            <w:pPr>
+              <w:spacing w:after="60"/>
+            </w:pPr>
+            <w:r/>
+            <w:r>
+              <w:rPr>
+                <w:b w:val="0"/>
+              </w:rPr>
+              <w:t>Revisar el consumo en el tablero de OpenAI y proyectar la fecha de agotamiento del presupuesto.</w:t>
+            </w:r>
+          </w:p>
+        </w:tc>
+      </w:tr>
+      <w:tr>
+        <w:trPr>
+          <w:cantSplit/>
+        </w:trPr>
+        <w:tc>
+          <w:tcPr>
+            <w:tcW w:type="dxa" w:w="3168"/>
+            <w:vAlign w:val="top"/>
+          </w:tcPr>
+          <w:p>
+            <w:pPr>
+              <w:spacing w:after="60"/>
+            </w:pPr>
+            <w:r/>
+            <w:r>
+              <w:rPr>
+                <w:b w:val="0"/>
+              </w:rPr>
+              <w:t>Al actualizar una rúbrica</w:t>
+            </w:r>
+          </w:p>
+        </w:tc>
+        <w:tc>
+          <w:tcPr>
+            <w:tcW w:type="dxa" w:w="6624"/>
+            <w:vAlign w:val="top"/>
+          </w:tcPr>
+          <w:p>
+            <w:pPr>
+              <w:spacing w:after="60"/>
+            </w:pPr>
+            <w:r/>
+            <w:r>
+              <w:rPr>
+                <w:b w:val="0"/>
+              </w:rPr>
+              <w:t>Reemplazar el XLSX, probar localmente, hacer push a main y verificar el redespliegue con una evaluación acotada.</w:t>
+            </w:r>
+          </w:p>
+        </w:tc>
+      </w:tr>
+      <w:tr>
+        <w:trPr>
+          <w:cantSplit/>
+        </w:trPr>
+        <w:tc>
+          <w:tcPr>
+            <w:tcW w:type="dxa" w:w="3168"/>
+            <w:vAlign w:val="top"/>
+          </w:tcPr>
+          <w:p>
+            <w:pPr>
+              <w:spacing w:after="60"/>
+            </w:pPr>
+            <w:r/>
+            <w:r>
+              <w:rPr>
+                <w:b w:val="0"/>
+              </w:rPr>
+              <w:t>Al modificar instrucciones o botones de inicio</w:t>
+            </w:r>
+          </w:p>
+        </w:tc>
+        <w:tc>
+          <w:tcPr>
+            <w:tcW w:type="dxa" w:w="6624"/>
+            <w:vAlign w:val="top"/>
+          </w:tcPr>
+          <w:p>
+            <w:pPr>
+              <w:spacing w:after="60"/>
+            </w:pPr>
+            <w:r/>
+            <w:r>
+              <w:rPr>
+                <w:b w:val="0"/>
+              </w:rPr>
+              <w:t>Actualizar también docs/gpt_onboarding_es.md para que la documentación no se separe de los asistentes.</w:t>
+            </w:r>
+          </w:p>
+        </w:tc>
+      </w:tr>
+      <w:tr>
+        <w:trPr>
+          <w:cantSplit/>
+        </w:trPr>
+        <w:tc>
+          <w:tcPr>
+            <w:tcW w:type="dxa" w:w="3168"/>
+            <w:vAlign w:val="top"/>
+          </w:tcPr>
+          <w:p>
+            <w:pPr>
+              <w:spacing w:after="60"/>
+            </w:pPr>
+            <w:r/>
+            <w:r>
+              <w:rPr>
+                <w:b w:val="0"/>
+              </w:rPr>
+              <w:t>Cada 6-12 meses</w:t>
+            </w:r>
+          </w:p>
+        </w:tc>
+        <w:tc>
+          <w:tcPr>
+            <w:tcW w:type="dxa" w:w="6624"/>
+            <w:vAlign w:val="top"/>
+          </w:tcPr>
+          <w:p>
+            <w:pPr>
+              <w:spacing w:after="60"/>
+            </w:pPr>
+            <w:r/>
+            <w:r>
+              <w:rPr>
+                <w:b w:val="0"/>
+              </w:rPr>
+              <w:t>Revisar modelos disponibles, costos, límites de la API y vigencia del plan de Render.</w:t>
+            </w:r>
+          </w:p>
+        </w:tc>
+      </w:tr>
+    </w:tbl>
+    <w:p/>
+    <w:p>
+      <w:pPr>
+        <w:pStyle w:val="Heading2"/>
+      </w:pPr>
+      <w:r>
+        <w:t>8.3 Criterios de aceptación de cambios en la capa GPT</w:t>
+      </w:r>
+    </w:p>
+    <w:p>
+      <w:pPr>
+        <w:pStyle w:val="ListBullet"/>
+      </w:pPr>
+      <w:r>
+        <w:t>GET /health responde correctamente tras el despliegue.</w:t>
+      </w:r>
+    </w:p>
+    <w:p>
+      <w:pPr>
+        <w:pStyle w:val="ListBullet"/>
+      </w:pPr>
+      <w:r>
+        <w:t>GET /privacy responde: ChatGPT lo exige para mantener publicado un GPT con Action.</w:t>
+      </w:r>
+    </w:p>
+    <w:p>
+      <w:pPr>
+        <w:pStyle w:val="ListBullet"/>
+      </w:pPr>
+      <w:r>
+        <w:t>Cada uno de los tres asistentes completa una evaluación acotada de prueba y entrega el XLSX.</w:t>
+      </w:r>
+    </w:p>
+    <w:p>
+      <w:pPr>
+        <w:pStyle w:val="ListBullet"/>
+      </w:pPr>
+      <w:r>
+        <w:t>El XLSX de atributos específicos y el de sostenibilidad incluyen la columna de estabilidad.</w:t>
+      </w:r>
+    </w:p>
+    <w:p>
+      <w:pPr>
+        <w:pStyle w:val="ListBullet"/>
+      </w:pPr>
+      <w:r>
+        <w:t>Las tres Actions apuntan al servidor correcto y autentican con la clave vigente.</w:t>
+      </w:r>
+    </w:p>
+    <w:p>
+      <w:pPr>
+        <w:pStyle w:val="ListBullet"/>
+      </w:pPr>
+      <w:r>
+        <w:t>Al saludar sin adjuntar documento, cada asistente se presenta en lugar de esperar en silencio.</w:t>
+      </w:r>
+    </w:p>
+    <w:p>
+      <w:pPr>
+        <w:pStyle w:val="Heading2"/>
+      </w:pPr>
+      <w:r>
+        <w:t>8.4 Recomendaciones de continuidad y costo</w:t>
+      </w:r>
+    </w:p>
+    <w:p>
+      <w:pPr>
+        <w:pStyle w:val="ListBullet"/>
+      </w:pPr>
+      <w:r>
+        <w:t>Migrar los tres GPTs a una cuenta institucional de la OIT antes de ampliar el uso.</w:t>
+      </w:r>
+    </w:p>
+    <w:p>
+      <w:pPr>
+        <w:pStyle w:val="ListBullet"/>
+      </w:pPr>
+      <w:r>
+        <w:t>Sustituir el almacenamiento de trabajos en memoria por Redis o equivalente si el uso deja de ser piloto: hoy un redespliegue pierde las evaluaciones en curso.</w:t>
+      </w:r>
+    </w:p>
+    <w:p>
+      <w:pPr>
+        <w:pStyle w:val="ListBullet"/>
+      </w:pPr>
+      <w:r>
+        <w:t>Evaluar el paso a un plan de pago en Render si la latencia de arranque en frío afecta la experiencia de uso.</w:t>
+      </w:r>
+    </w:p>
+    <w:p>
+      <w:pPr>
+        <w:pStyle w:val="ListBullet"/>
+      </w:pPr>
+      <w:r>
+        <w:t>Vigilar el costo de las repeticiones de estabilidad: 10 corridas por criterio en valoración de calidad y 5 en los otros dos asistentes. Una valoración completa implica del orden de 760 llamadas al modelo y es, con diferencia, el flujo más caro. Reducir STABILITY_REPEATS es la palanca más directa si el presupuesto aprieta, a costa de fiabilidad; bajarlo en tab1_v3_core es donde más ahorra.</w:t>
+      </w:r>
+    </w:p>
+    <w:p>
+      <w:pPr>
+        <w:pStyle w:val="ListBullet"/>
+      </w:pPr>
+      <w:r>
+        <w:t>Usar claves de API separadas por asistente si se necesita atribuir el consumo a cada uno: el tablero de OpenAI desagrega por clave, no por GPT.</w:t>
+      </w:r>
+    </w:p>
+    <w:p>
+      <w:pPr>
+        <w:pStyle w:val="ListBullet"/>
+      </w:pPr>
+      <w:r>
+        <w:t>Priorizar la evaluación por secciones o dimensiones frente a la rúbrica completa cuando el objetivo sea verificar un punto concreto: reduce costo y tiempo sin perder valor.</w:t>
+      </w:r>
+    </w:p>
+    <w:p>
+      <w:pPr>
+        <w:pStyle w:val="ListBullet"/>
+      </w:pPr>
+      <w:r>
+        <w:t>Registrar el costo unitario observado durante el piloto para poder estimar un despliegue a mayor escala.</w:t>
+      </w:r>
+    </w:p>
     <w:sectPr>
       <w:pgSz w:w="12240" w:h="15840"/>
       <w:pgMar w:top="1008" w:right="1080" w:bottom="1008" w:left="1080" w:header="720" w:footer="720" w:gutter="0"/>
